--- a/Pharmacology I Exam 1/pharm-exam-1-receptor-chart.docx
+++ b/Pharmacology I Exam 1/pharm-exam-1-receptor-chart.docx
@@ -204,7 +204,7 @@
                 <w:b w:val="0"/>
                 <w:i w:val="0"/>
               </w:rPr>
-              <w:t xml:space="preserve"> and are labelled where they appear: </w:t>
+              <w:t xml:space="preserve"> and are labeled where they appear: </w:t>
             </w:r>
             <w:r>
               <w:rPr>
@@ -239,7 +239,7 @@
           <w:rFonts w:ascii="Georgia" w:hAnsi="Georgia"/>
           <w:color w:val="6B3524"/>
         </w:rPr>
-        <w:t>The whole thing in six lines memorise this</w:t>
+        <w:t>The whole thing in six lines memorize this</w:t>
       </w:r>
     </w:p>
     <w:p>
@@ -1052,7 +1052,7 @@
           <w:i w:val="0"/>
           <w:sz w:val="20"/>
         </w:rPr>
-        <w:t xml:space="preserve"> from the central vasomotor centres</w:t>
+        <w:t xml:space="preserve"> from the central vasomotor centers</w:t>
       </w:r>
     </w:p>
     <w:p>
@@ -1700,7 +1700,7 @@
           <w:i w:val="0"/>
           <w:sz w:val="20"/>
         </w:rPr>
-        <w:t>hyperglycaemia</w:t>
+        <w:t>hyperglycemia</w:t>
       </w:r>
       <w:r>
         <w:rPr>
@@ -1978,7 +1978,7 @@
           <w:b w:val="0"/>
           <w:i w:val="0"/>
         </w:rPr>
-        <w:t xml:space="preserve"> neurons, bladder, exocrine glands and smooth muscle. Only these three are functionally characterised.</w:t>
+        <w:t xml:space="preserve"> neurons, bladder, exocrine glands and smooth muscle. Only these three are functionally characterized.</w:t>
       </w:r>
     </w:p>
     <w:p>
@@ -2082,7 +2082,7 @@
           <w:i w:val="0"/>
           <w:sz w:val="20"/>
         </w:rPr>
-        <w:t xml:space="preserve">ronchorrhoea · </w:t>
+        <w:t xml:space="preserve">ronchorrhea · </w:t>
       </w:r>
       <w:r>
         <w:rPr>
@@ -2950,33 +2950,7 @@
           <w:b w:val="0"/>
           <w:i w:val="0"/>
         </w:rPr>
-        <w:t>← Back to Homepage</w:t>
-      </w:r>
-    </w:p>
-    <w:p>
-      <w:pPr>
-        <w:spacing w:after="120"/>
-      </w:pPr>
-      <w:r>
-        <w:rPr>
-          <w:b w:val="0"/>
-          <w:i w:val="0"/>
-        </w:rPr>
-        <w:t xml:space="preserve">★ </w:t>
-      </w:r>
-      <w:r>
-        <w:rPr>
-          <w:b w:val="0"/>
-          <w:i w:val="0"/>
-        </w:rPr>
-        <w:t>If you see any mistakes, click here to report it</w:t>
-      </w:r>
-      <w:r>
-        <w:rPr>
-          <w:b w:val="0"/>
-          <w:i w:val="0"/>
-        </w:rPr>
-        <w:t xml:space="preserve"> ★</w:t>
+        <w:t xml:space="preserve"> Assembled from the Lecture 3 slides; each card cites the ones it came from. </w:t>
       </w:r>
     </w:p>
     <w:sectPr>
